--- a/pwa/files/varios/PROGRAMA.ALIMENTAR.COMUNIDAD.docx
+++ b/pwa/files/varios/PROGRAMA.ALIMENTAR.COMUNIDAD.docx
@@ -1,6 +1,6 @@
 
 <file path=word/document.xml><?xml version="1.0" encoding="utf-8"?>
-<w:document xmlns:wpc="http://schemas.microsoft.com/office/word/2010/wordprocessingCanvas" xmlns:cx="http://schemas.microsoft.com/office/drawing/2014/chartex" xmlns:cx1="http://schemas.microsoft.com/office/drawing/2015/9/8/chartex" xmlns:cx2="http://schemas.microsoft.com/office/drawing/2015/10/21/chartex" xmlns:cx3="http://schemas.microsoft.com/office/drawing/2016/5/9/chartex" xmlns:cx4="http://schemas.microsoft.com/office/drawing/2016/5/10/chartex" xmlns:cx5="http://schemas.microsoft.com/office/drawing/2016/5/11/chartex" xmlns:cx6="http://schemas.microsoft.com/office/drawing/2016/5/12/chartex" xmlns:cx7="http://schemas.microsoft.com/office/drawing/2016/5/13/chartex" xmlns:cx8="http://schemas.microsoft.com/office/drawing/2016/5/14/chartex" xmlns:mc="http://schemas.openxmlformats.org/markup-compatibility/2006" xmlns:aink="http://schemas.microsoft.com/office/drawing/2016/ink" xmlns:am3d="http://schemas.microsoft.com/office/drawing/2017/model3d" xmlns:o="urn:schemas-microsoft-com:office:office" xmlns:oel="http://schemas.microsoft.com/office/2019/extlst" xmlns:r="http://schemas.openxmlformats.org/officeDocument/2006/relationships" xmlns:m="http://schemas.openxmlformats.org/officeDocument/2006/math" xmlns:v="urn:schemas-microsoft-com:vml" xmlns:wp14="http://schemas.microsoft.com/office/word/2010/wordprocessingDrawing" xmlns:wp="http://schemas.openxmlformats.org/drawingml/2006/wordprocessingDrawing" xmlns:w10="urn:schemas-microsoft-com:office:word" xmlns:w="http://schemas.openxmlformats.org/wordprocessingml/2006/main" xmlns:w14="http://schemas.microsoft.com/office/word/2010/wordml" xmlns:w15="http://schemas.microsoft.com/office/word/2012/wordml" xmlns:w16cex="http://schemas.microsoft.com/office/word/2018/wordml/cex" xmlns:w16cid="http://schemas.microsoft.com/office/word/2016/wordml/cid" xmlns:w16="http://schemas.microsoft.com/office/word/2018/wordml" xmlns:w16sdtdh="http://schemas.microsoft.com/office/word/2020/wordml/sdtdatahash" xmlns:w16se="http://schemas.microsoft.com/office/word/2015/wordml/symex" xmlns:wpg="http://schemas.microsoft.com/office/word/2010/wordprocessingGroup" xmlns:wpi="http://schemas.microsoft.com/office/word/2010/wordprocessingInk" xmlns:wne="http://schemas.microsoft.com/office/word/2006/wordml" xmlns:wps="http://schemas.microsoft.com/office/word/2010/wordprocessingShape" mc:Ignorable="w14 w15 w16se w16cid w16 w16cex w16sdtdh wp14">
+<w:document xmlns:wpc="http://schemas.microsoft.com/office/word/2010/wordprocessingCanvas" xmlns:cx="http://schemas.microsoft.com/office/drawing/2014/chartex" xmlns:mc="http://schemas.openxmlformats.org/markup-compatibility/2006" xmlns:o="urn:schemas-microsoft-com:office:office" xmlns:r="http://schemas.openxmlformats.org/officeDocument/2006/relationships" xmlns:m="http://schemas.openxmlformats.org/officeDocument/2006/math" xmlns:v="urn:schemas-microsoft-com:vml" xmlns:wp14="http://schemas.microsoft.com/office/word/2010/wordprocessingDrawing" xmlns:wp="http://schemas.openxmlformats.org/drawingml/2006/wordprocessingDrawing" xmlns:w10="urn:schemas-microsoft-com:office:word" xmlns:w="http://schemas.openxmlformats.org/wordprocessingml/2006/main" xmlns:w14="http://schemas.microsoft.com/office/word/2010/wordml" xmlns:w15="http://schemas.microsoft.com/office/word/2012/wordml" xmlns:w16se="http://schemas.microsoft.com/office/word/2015/wordml/symex" xmlns:wpg="http://schemas.microsoft.com/office/word/2010/wordprocessingGroup" xmlns:wpi="http://schemas.microsoft.com/office/word/2010/wordprocessingInk" xmlns:wne="http://schemas.microsoft.com/office/word/2006/wordml" xmlns:wps="http://schemas.microsoft.com/office/word/2010/wordprocessingShape" mc:Ignorable="w14 w15 w16se wp14">
   <w:body>
     <w:p>
       <w:pPr>
@@ -10,73 +10,10 @@
         <w:rPr>
           <w:b/>
           <w:bCs/>
-          <w:sz w:val="20"/>
-          <w:szCs w:val="20"/>
+          <w:sz w:val="24"/>
+          <w:szCs w:val="24"/>
         </w:rPr>
       </w:pPr>
-      <w:r>
-        <w:rPr>
-          <w:b/>
-          <w:bCs/>
-          <w:sz w:val="20"/>
-          <w:szCs w:val="20"/>
-        </w:rPr>
-        <w:t>PROGRAMA ALIMENTAR COMUNIDAD</w:t>
-      </w:r>
-    </w:p>
-    <w:p>
-      <w:pPr>
-        <w:spacing w:before="240" w:after="200"/>
-        <w:ind w:right="-40"/>
-        <w:jc w:val="center"/>
-        <w:rPr>
-          <w:b/>
-          <w:bCs/>
-          <w:sz w:val="20"/>
-          <w:szCs w:val="20"/>
-        </w:rPr>
-      </w:pPr>
-      <w:r>
-        <w:rPr>
-          <w:b/>
-          <w:bCs/>
-          <w:sz w:val="20"/>
-          <w:szCs w:val="20"/>
-        </w:rPr>
-        <w:t>DOCUMENTOS DE GESTIÓN SOCIAL</w:t>
-      </w:r>
-    </w:p>
-    <w:p>
-      <w:pPr>
-        <w:spacing w:before="240" w:after="200"/>
-        <w:ind w:right="-40"/>
-        <w:jc w:val="center"/>
-        <w:rPr>
-          <w:b/>
-          <w:bCs/>
-          <w:sz w:val="20"/>
-          <w:szCs w:val="20"/>
-        </w:rPr>
-      </w:pPr>
-    </w:p>
-    <w:p>
-      <w:pPr>
-        <w:spacing w:before="240" w:after="200"/>
-        <w:ind w:right="-40"/>
-        <w:rPr>
-          <w:sz w:val="20"/>
-          <w:szCs w:val="20"/>
-        </w:rPr>
-      </w:pPr>
-      <w:r>
-        <w:rPr>
-          <w:b/>
-          <w:bCs/>
-          <w:sz w:val="20"/>
-          <w:szCs w:val="20"/>
-        </w:rPr>
-        <w:t>I - CERTIFICACIÓN MENSUAL DE PRESTACIONES</w:t>
-      </w:r>
     </w:p>
     <w:p>
       <w:pPr>
@@ -90,10 +27,12 @@
       </w:pPr>
       <w:r>
         <w:rPr>
+          <w:b/>
+          <w:bCs/>
           <w:sz w:val="20"/>
           <w:szCs w:val="20"/>
         </w:rPr>
-        <w:t>Cuadro de prestaciones brindadas en el Comedor / Merendero.</w:t>
+        <w:t>I - PROGRAMA ALIMENTAR - REPORTE DE GESTIÓN SOCIAL - CERTIFICACIÓN DE PRESTACIONES</w:t>
       </w:r>
     </w:p>
     <w:p>
@@ -115,7 +54,7 @@
           <w:sz w:val="20"/>
           <w:szCs w:val="20"/>
         </w:rPr>
-        <w:t>NOMBRE DEL COMEDOR/MERENDERO:</w:t>
+        <w:t>NOMBRE DEL ESPACIO:</w:t>
       </w:r>
     </w:p>
     <w:p>
@@ -137,7 +76,73 @@
           <w:sz w:val="20"/>
           <w:szCs w:val="20"/>
         </w:rPr>
-        <w:t xml:space="preserve">DIRECCIÓN:                              LOCALIDAD:                           PROVINCIA: </w:t>
+        <w:t xml:space="preserve">DIRECCIÓN:                              </w:t>
+      </w:r>
+    </w:p>
+    <w:p>
+      <w:pPr>
+        <w:shd w:val="clear" w:color="auto" w:fill="FFFFFF"/>
+        <w:spacing w:before="240" w:after="200"/>
+        <w:jc w:val="both"/>
+        <w:rPr>
+          <w:b/>
+          <w:bCs/>
+          <w:sz w:val="20"/>
+          <w:szCs w:val="20"/>
+        </w:rPr>
+      </w:pPr>
+      <w:r>
+        <w:rPr>
+          <w:b/>
+          <w:bCs/>
+          <w:sz w:val="20"/>
+          <w:szCs w:val="20"/>
+        </w:rPr>
+        <w:t xml:space="preserve">LOCALIDAD:                           </w:t>
+      </w:r>
+    </w:p>
+    <w:p>
+      <w:pPr>
+        <w:shd w:val="clear" w:color="auto" w:fill="FFFFFF"/>
+        <w:spacing w:before="240" w:after="200"/>
+        <w:jc w:val="both"/>
+        <w:rPr>
+          <w:b/>
+          <w:bCs/>
+          <w:sz w:val="20"/>
+          <w:szCs w:val="20"/>
+        </w:rPr>
+      </w:pPr>
+      <w:r>
+        <w:rPr>
+          <w:b/>
+          <w:bCs/>
+          <w:sz w:val="20"/>
+          <w:szCs w:val="20"/>
+        </w:rPr>
+        <w:t xml:space="preserve">PROVINCIA: </w:t>
+      </w:r>
+    </w:p>
+    <w:p>
+      <w:pPr>
+        <w:shd w:val="clear" w:color="auto" w:fill="FFFFFF"/>
+        <w:spacing w:before="240" w:after="200"/>
+        <w:jc w:val="both"/>
+        <w:rPr>
+          <w:b/>
+          <w:bCs/>
+          <w:sz w:val="20"/>
+          <w:szCs w:val="20"/>
+        </w:rPr>
+      </w:pPr>
+      <w:r>
+        <w:rPr>
+          <w:b/>
+          <w:bCs/>
+          <w:sz w:val="20"/>
+          <w:szCs w:val="20"/>
+        </w:rPr>
+        <w:t xml:space="preserve">MES:                                        </w:t>
       </w:r>
     </w:p>
     <w:p>
@@ -157,7 +162,7 @@
           <w:sz w:val="20"/>
           <w:szCs w:val="20"/>
         </w:rPr>
-        <w:t xml:space="preserve">MES:                                        AÑO:   </w:t>
+        <w:t xml:space="preserve">AÑO:   </w:t>
       </w:r>
     </w:p>
     <w:p>
@@ -170,13 +175,16 @@
     <w:sdt>
       <w:sdtPr>
         <w:tag w:val="goog_rdk_0"/>
-        <w:id w:val="743103454"/>
+        <w:id w:val="-1181898536"/>
         <w:lock w:val="contentLocked"/>
       </w:sdtPr>
+      <w:sdtEndPr/>
       <w:sdtContent>
         <w:tbl>
           <w:tblPr>
+            <w:tblStyle w:val="a"/>
             <w:tblW w:w="9075" w:type="dxa"/>
+            <w:tblInd w:w="0" w:type="dxa"/>
             <w:tblBorders>
               <w:top w:val="single" w:sz="8" w:space="0" w:color="000000"/>
               <w:left w:val="single" w:sz="8" w:space="0" w:color="000000"/>
@@ -202,6 +210,7 @@
           <w:tr>
             <w:trPr>
               <w:trHeight w:val="420"/>
+              <w:tblHeader/>
             </w:trPr>
             <w:tc>
               <w:tcPr>
@@ -323,6 +332,7 @@
           <w:tr>
             <w:trPr>
               <w:trHeight w:val="420"/>
+              <w:tblHeader/>
             </w:trPr>
             <w:tc>
               <w:tcPr>
@@ -1887,7 +1897,27 @@
           <w:sz w:val="20"/>
           <w:szCs w:val="20"/>
         </w:rPr>
-        <w:t xml:space="preserve">              </w:t>
+        <w:t xml:space="preserve">           </w:t>
+      </w:r>
+    </w:p>
+    <w:p>
+      <w:pPr>
+        <w:spacing w:before="200" w:after="200"/>
+        <w:ind w:right="-40"/>
+        <w:jc w:val="both"/>
+        <w:rPr>
+          <w:b/>
+          <w:bCs/>
+          <w:sz w:val="20"/>
+          <w:szCs w:val="20"/>
+        </w:rPr>
+      </w:pPr>
+      <w:r>
+        <w:rPr>
+          <w:sz w:val="20"/>
+          <w:szCs w:val="20"/>
+        </w:rPr>
+        <w:t>Se deja constancia que los datos consignados precedentemente han sido integrados al SISTEMA SISOC por el Usuario habilitado consignado a continuación, y bajo carácter de DECLARACIÓN JURADA.</w:t>
       </w:r>
       <w:r>
         <w:rPr>
@@ -1896,73 +1926,13 @@
           <w:sz w:val="20"/>
           <w:szCs w:val="20"/>
         </w:rPr>
-        <w:tab/>
         <w:t xml:space="preserve">   </w:t>
       </w:r>
     </w:p>
     <w:p>
       <w:pPr>
-        <w:spacing w:before="240" w:after="200"/>
-        <w:ind w:left="-566" w:right="-891" w:firstLine="566"/>
-        <w:rPr>
-          <w:rFonts w:eastAsia="Calibri"/>
-          <w:sz w:val="20"/>
-          <w:szCs w:val="20"/>
-        </w:rPr>
-      </w:pPr>
-      <w:r>
-        <w:rPr>
-          <w:rFonts w:ascii="Segoe UI Symbol" w:eastAsia="Calibri" w:hAnsi="Segoe UI Symbol" w:cs="Segoe UI Symbol"/>
-          <w:sz w:val="20"/>
-          <w:szCs w:val="20"/>
-        </w:rPr>
-        <w:t>🗹</w:t>
-      </w:r>
-      <w:r>
-        <w:rPr>
-          <w:rFonts w:eastAsia="Calibri"/>
-          <w:sz w:val="20"/>
-          <w:szCs w:val="20"/>
-        </w:rPr>
-        <w:t xml:space="preserve"> [Aca va </w:t>
-      </w:r>
-      <w:r>
-        <w:rPr>
-          <w:rFonts w:eastAsia="Calibri"/>
-          <w:sz w:val="20"/>
-          <w:szCs w:val="20"/>
-        </w:rPr>
-        <w:t>texto que nos va a enviar el programa, que resulta ser una DDJJ del tipo “De</w:t>
-      </w:r>
-      <w:r>
-        <w:rPr>
-          <w:rFonts w:eastAsia="Calibri"/>
-          <w:sz w:val="20"/>
-          <w:szCs w:val="20"/>
-        </w:rPr>
-        <w:t>claro que los datos son verídicos y _____________”</w:t>
-      </w:r>
-      <w:r>
-        <w:rPr>
-          <w:rFonts w:eastAsia="Calibri"/>
-          <w:sz w:val="20"/>
-          <w:szCs w:val="20"/>
-        </w:rPr>
-        <w:t>. Preparar template para mostrar nombre de usuario generadory fecha que lo generó. Si necesitan mas cs</w:t>
-      </w:r>
-      <w:r>
-        <w:rPr>
-          <w:rFonts w:eastAsia="Calibri"/>
-          <w:sz w:val="20"/>
-          <w:szCs w:val="20"/>
-        </w:rPr>
-        <w:t>]</w:t>
-      </w:r>
-    </w:p>
-    <w:p>
-      <w:pPr>
-        <w:spacing w:before="240" w:after="200"/>
-        <w:ind w:left="-566" w:right="-891"/>
+        <w:spacing w:before="200" w:after="200"/>
+        <w:ind w:right="-40"/>
         <w:rPr>
           <w:b/>
           <w:bCs/>
@@ -1973,20 +1943,8 @@
     </w:p>
     <w:p>
       <w:pPr>
-        <w:spacing w:before="240" w:after="200"/>
-        <w:ind w:left="-566" w:right="-891"/>
-        <w:rPr>
-          <w:rFonts w:ascii="Calibri" w:eastAsia="Calibri" w:hAnsi="Calibri" w:cs="Calibri"/>
-          <w:b/>
-          <w:bCs/>
-        </w:rPr>
-      </w:pPr>
-    </w:p>
-    <w:p>
-      <w:pPr>
-        <w:shd w:val="clear" w:color="auto" w:fill="FFFFFF"/>
-        <w:spacing w:before="240" w:after="200"/>
-        <w:jc w:val="center"/>
+        <w:spacing w:before="200" w:after="200"/>
+        <w:ind w:right="-40"/>
         <w:rPr>
           <w:b/>
           <w:bCs/>
@@ -1994,38 +1952,192 @@
           <w:szCs w:val="20"/>
         </w:rPr>
       </w:pPr>
+      <w:r>
+        <w:rPr>
+          <w:b/>
+          <w:bCs/>
+          <w:sz w:val="20"/>
+          <w:szCs w:val="20"/>
+        </w:rPr>
+        <w:t>Usuario</w:t>
+      </w:r>
     </w:p>
-    <w:p/>
+    <w:p>
+      <w:pPr>
+        <w:spacing w:before="200" w:after="200"/>
+        <w:ind w:right="-40"/>
+        <w:rPr>
+          <w:b/>
+          <w:bCs/>
+          <w:sz w:val="20"/>
+          <w:szCs w:val="20"/>
+        </w:rPr>
+      </w:pPr>
+      <w:r>
+        <w:rPr>
+          <w:b/>
+          <w:bCs/>
+          <w:sz w:val="20"/>
+          <w:szCs w:val="20"/>
+        </w:rPr>
+        <w:t>Apellido y nombre</w:t>
+      </w:r>
+    </w:p>
+    <w:p>
+      <w:pPr>
+        <w:spacing w:before="200" w:after="200"/>
+        <w:ind w:right="-40"/>
+        <w:rPr>
+          <w:b/>
+          <w:bCs/>
+          <w:sz w:val="20"/>
+          <w:szCs w:val="20"/>
+        </w:rPr>
+      </w:pPr>
+      <w:r>
+        <w:rPr>
+          <w:b/>
+          <w:bCs/>
+          <w:sz w:val="20"/>
+          <w:szCs w:val="20"/>
+        </w:rPr>
+        <w:t xml:space="preserve">DNI </w:t>
+      </w:r>
+    </w:p>
+    <w:p>
+      <w:pPr>
+        <w:spacing w:before="240" w:after="200"/>
+        <w:ind w:left="-566" w:right="-891"/>
+        <w:jc w:val="center"/>
+        <w:rPr>
+          <w:rFonts w:ascii="Calibri" w:eastAsia="Calibri" w:hAnsi="Calibri" w:cs="Calibri"/>
+          <w:b/>
+          <w:bCs/>
+          <w:sz w:val="18"/>
+          <w:szCs w:val="18"/>
+        </w:rPr>
+      </w:pPr>
+    </w:p>
+    <w:p>
+      <w:pPr>
+        <w:spacing w:before="200" w:after="200"/>
+        <w:ind w:right="-40"/>
+        <w:rPr>
+          <w:b/>
+          <w:bCs/>
+          <w:sz w:val="20"/>
+          <w:szCs w:val="20"/>
+        </w:rPr>
+      </w:pPr>
+      <w:bookmarkStart w:id="0" w:name="_GoBack"/>
+      <w:bookmarkEnd w:id="0"/>
+    </w:p>
+    <w:p>
+      <w:pPr>
+        <w:spacing w:after="200"/>
+        <w:ind w:right="-891"/>
+        <w:jc w:val="center"/>
+        <w:rPr>
+          <w:b/>
+          <w:bCs/>
+          <w:sz w:val="24"/>
+          <w:szCs w:val="24"/>
+        </w:rPr>
+      </w:pPr>
+    </w:p>
     <w:sectPr>
-      <w:pgSz w:w="11906" w:h="16838"/>
-      <w:pgMar w:top="1417" w:right="1701" w:bottom="1417" w:left="1701" w:header="708" w:footer="708" w:gutter="0"/>
-      <w:cols w:space="708"/>
-      <w:docGrid w:linePitch="360"/>
+      <w:headerReference w:type="default" r:id="rId7"/>
+      <w:pgSz w:w="11909" w:h="16834"/>
+      <w:pgMar w:top="1440" w:right="1440" w:bottom="1440" w:left="1440" w:header="720" w:footer="720" w:gutter="0"/>
+      <w:pgNumType w:start="1"/>
+      <w:cols w:space="720"/>
     </w:sectPr>
   </w:body>
 </w:document>
 </file>
 
+<file path=word/endnotes.xml><?xml version="1.0" encoding="utf-8"?>
+<w:endnotes xmlns:wpc="http://schemas.microsoft.com/office/word/2010/wordprocessingCanvas" xmlns:cx="http://schemas.microsoft.com/office/drawing/2014/chartex" xmlns:mc="http://schemas.openxmlformats.org/markup-compatibility/2006" xmlns:o="urn:schemas-microsoft-com:office:office" xmlns:r="http://schemas.openxmlformats.org/officeDocument/2006/relationships" xmlns:m="http://schemas.openxmlformats.org/officeDocument/2006/math" xmlns:v="urn:schemas-microsoft-com:vml" xmlns:wp14="http://schemas.microsoft.com/office/word/2010/wordprocessingDrawing" xmlns:wp="http://schemas.openxmlformats.org/drawingml/2006/wordprocessingDrawing" xmlns:w10="urn:schemas-microsoft-com:office:word" xmlns:w="http://schemas.openxmlformats.org/wordprocessingml/2006/main" xmlns:w14="http://schemas.microsoft.com/office/word/2010/wordml" xmlns:w15="http://schemas.microsoft.com/office/word/2012/wordml" xmlns:w16se="http://schemas.microsoft.com/office/word/2015/wordml/symex" xmlns:wpg="http://schemas.microsoft.com/office/word/2010/wordprocessingGroup" xmlns:wpi="http://schemas.microsoft.com/office/word/2010/wordprocessingInk" xmlns:wne="http://schemas.microsoft.com/office/word/2006/wordml" xmlns:wps="http://schemas.microsoft.com/office/word/2010/wordprocessingShape" mc:Ignorable="w14 w15 w16se wp14">
+  <w:endnote w:type="separator" w:id="-1">
+    <w:p>
+      <w:pPr>
+        <w:spacing w:line="240" w:lineRule="auto"/>
+      </w:pPr>
+      <w:r>
+        <w:separator/>
+      </w:r>
+    </w:p>
+  </w:endnote>
+  <w:endnote w:type="continuationSeparator" w:id="0">
+    <w:p>
+      <w:pPr>
+        <w:spacing w:line="240" w:lineRule="auto"/>
+      </w:pPr>
+      <w:r>
+        <w:continuationSeparator/>
+      </w:r>
+    </w:p>
+  </w:endnote>
+</w:endnotes>
+</file>
+
+<file path=word/footnotes.xml><?xml version="1.0" encoding="utf-8"?>
+<w:footnotes xmlns:wpc="http://schemas.microsoft.com/office/word/2010/wordprocessingCanvas" xmlns:cx="http://schemas.microsoft.com/office/drawing/2014/chartex" xmlns:mc="http://schemas.openxmlformats.org/markup-compatibility/2006" xmlns:o="urn:schemas-microsoft-com:office:office" xmlns:r="http://schemas.openxmlformats.org/officeDocument/2006/relationships" xmlns:m="http://schemas.openxmlformats.org/officeDocument/2006/math" xmlns:v="urn:schemas-microsoft-com:vml" xmlns:wp14="http://schemas.microsoft.com/office/word/2010/wordprocessingDrawing" xmlns:wp="http://schemas.openxmlformats.org/drawingml/2006/wordprocessingDrawing" xmlns:w10="urn:schemas-microsoft-com:office:word" xmlns:w="http://schemas.openxmlformats.org/wordprocessingml/2006/main" xmlns:w14="http://schemas.microsoft.com/office/word/2010/wordml" xmlns:w15="http://schemas.microsoft.com/office/word/2012/wordml" xmlns:w16se="http://schemas.microsoft.com/office/word/2015/wordml/symex" xmlns:wpg="http://schemas.microsoft.com/office/word/2010/wordprocessingGroup" xmlns:wpi="http://schemas.microsoft.com/office/word/2010/wordprocessingInk" xmlns:wne="http://schemas.microsoft.com/office/word/2006/wordml" xmlns:wps="http://schemas.microsoft.com/office/word/2010/wordprocessingShape" mc:Ignorable="w14 w15 w16se wp14">
+  <w:footnote w:type="separator" w:id="-1">
+    <w:p>
+      <w:pPr>
+        <w:spacing w:line="240" w:lineRule="auto"/>
+      </w:pPr>
+      <w:r>
+        <w:separator/>
+      </w:r>
+    </w:p>
+  </w:footnote>
+  <w:footnote w:type="continuationSeparator" w:id="0">
+    <w:p>
+      <w:pPr>
+        <w:spacing w:line="240" w:lineRule="auto"/>
+      </w:pPr>
+      <w:r>
+        <w:continuationSeparator/>
+      </w:r>
+    </w:p>
+  </w:footnote>
+</w:footnotes>
+</file>
+
+<file path=word/header1.xml><?xml version="1.0" encoding="utf-8"?>
+<w:hdr xmlns:wpc="http://schemas.microsoft.com/office/word/2010/wordprocessingCanvas" xmlns:cx="http://schemas.microsoft.com/office/drawing/2014/chartex" xmlns:mc="http://schemas.openxmlformats.org/markup-compatibility/2006" xmlns:o="urn:schemas-microsoft-com:office:office" xmlns:r="http://schemas.openxmlformats.org/officeDocument/2006/relationships" xmlns:m="http://schemas.openxmlformats.org/officeDocument/2006/math" xmlns:v="urn:schemas-microsoft-com:vml" xmlns:wp14="http://schemas.microsoft.com/office/word/2010/wordprocessingDrawing" xmlns:wp="http://schemas.openxmlformats.org/drawingml/2006/wordprocessingDrawing" xmlns:w10="urn:schemas-microsoft-com:office:word" xmlns:w="http://schemas.openxmlformats.org/wordprocessingml/2006/main" xmlns:w14="http://schemas.microsoft.com/office/word/2010/wordml" xmlns:w15="http://schemas.microsoft.com/office/word/2012/wordml" xmlns:w16se="http://schemas.microsoft.com/office/word/2015/wordml/symex" xmlns:wpg="http://schemas.microsoft.com/office/word/2010/wordprocessingGroup" xmlns:wpi="http://schemas.microsoft.com/office/word/2010/wordprocessingInk" xmlns:wne="http://schemas.microsoft.com/office/word/2006/wordml" xmlns:wps="http://schemas.microsoft.com/office/word/2010/wordprocessingShape" mc:Ignorable="w14 w15 w16se wp14">
+  <w:p>
+    <w:pPr>
+      <w:tabs>
+        <w:tab w:val="center" w:pos="4419"/>
+        <w:tab w:val="right" w:pos="8838"/>
+      </w:tabs>
+      <w:spacing w:line="240" w:lineRule="auto"/>
+    </w:pPr>
+  </w:p>
+</w:hdr>
+</file>
+
 <file path=word/styles.xml><?xml version="1.0" encoding="utf-8"?>
-<w:styles xmlns:mc="http://schemas.openxmlformats.org/markup-compatibility/2006" xmlns:r="http://schemas.openxmlformats.org/officeDocument/2006/relationships" xmlns:w="http://schemas.openxmlformats.org/wordprocessingml/2006/main" xmlns:w14="http://schemas.microsoft.com/office/word/2010/wordml" xmlns:w15="http://schemas.microsoft.com/office/word/2012/wordml" xmlns:w16cex="http://schemas.microsoft.com/office/word/2018/wordml/cex" xmlns:w16cid="http://schemas.microsoft.com/office/word/2016/wordml/cid" xmlns:w16="http://schemas.microsoft.com/office/word/2018/wordml" xmlns:w16sdtdh="http://schemas.microsoft.com/office/word/2020/wordml/sdtdatahash" xmlns:w16se="http://schemas.microsoft.com/office/word/2015/wordml/symex" mc:Ignorable="w14 w15 w16se w16cid w16 w16cex w16sdtdh">
+<w:styles xmlns:mc="http://schemas.openxmlformats.org/markup-compatibility/2006" xmlns:r="http://schemas.openxmlformats.org/officeDocument/2006/relationships" xmlns:w="http://schemas.openxmlformats.org/wordprocessingml/2006/main" xmlns:w14="http://schemas.microsoft.com/office/word/2010/wordml" xmlns:w15="http://schemas.microsoft.com/office/word/2012/wordml" xmlns:w16se="http://schemas.microsoft.com/office/word/2015/wordml/symex" mc:Ignorable="w14 w15 w16se">
   <w:docDefaults>
     <w:rPrDefault>
       <w:rPr>
-        <w:rFonts w:asciiTheme="minorHAnsi" w:eastAsiaTheme="minorHAnsi" w:hAnsiTheme="minorHAnsi" w:cstheme="minorBidi"/>
-        <w:kern w:val="2"/>
-        <w:sz w:val="24"/>
-        <w:szCs w:val="24"/>
-        <w:lang w:val="es-AR" w:eastAsia="en-US" w:bidi="ar-SA"/>
-        <w14:ligatures w14:val="standardContextual"/>
+        <w:rFonts w:ascii="Arial" w:eastAsia="Arial" w:hAnsi="Arial" w:cs="Arial"/>
+        <w:sz w:val="22"/>
+        <w:szCs w:val="22"/>
+        <w:lang w:val="es" w:eastAsia="en-US" w:bidi="ar-SA"/>
       </w:rPr>
     </w:rPrDefault>
     <w:pPrDefault>
       <w:pPr>
-        <w:spacing w:after="160" w:line="278" w:lineRule="auto"/>
+        <w:spacing w:line="276" w:lineRule="auto"/>
       </w:pPr>
     </w:pPrDefault>
   </w:docDefaults>
-  <w:latentStyles w:defLockedState="0" w:defUIPriority="99" w:defSemiHidden="0" w:defUnhideWhenUsed="0" w:defQFormat="0" w:count="376">
+  <w:latentStyles w:defLockedState="0" w:defUIPriority="99" w:defSemiHidden="0" w:defUnhideWhenUsed="0" w:defQFormat="0" w:count="371">
     <w:lsdException w:name="Normal" w:uiPriority="0" w:qFormat="1"/>
     <w:lsdException w:name="heading 1" w:uiPriority="9" w:qFormat="1"/>
     <w:lsdException w:name="heading 2" w:semiHidden="1" w:uiPriority="9" w:unhideWhenUsed="1" w:qFormat="1"/>
@@ -2397,263 +2509,100 @@
     <w:lsdException w:name="List Table 5 Dark Accent 6" w:uiPriority="50"/>
     <w:lsdException w:name="List Table 6 Colorful Accent 6" w:uiPriority="51"/>
     <w:lsdException w:name="List Table 7 Colorful Accent 6" w:uiPriority="52"/>
-    <w:lsdException w:name="Mention" w:semiHidden="1" w:unhideWhenUsed="1"/>
-    <w:lsdException w:name="Smart Hyperlink" w:semiHidden="1" w:unhideWhenUsed="1"/>
-    <w:lsdException w:name="Hashtag" w:semiHidden="1" w:unhideWhenUsed="1"/>
-    <w:lsdException w:name="Unresolved Mention" w:semiHidden="1" w:unhideWhenUsed="1"/>
-    <w:lsdException w:name="Smart Link" w:semiHidden="1" w:unhideWhenUsed="1"/>
   </w:latentStyles>
   <w:style w:type="paragraph" w:default="1" w:styleId="Normal">
     <w:name w:val="Normal"/>
-    <w:rsid w:val="008B3E6F"/>
-    <w:pPr>
-      <w:spacing w:after="0" w:line="276" w:lineRule="auto"/>
-    </w:pPr>
-    <w:rPr>
-      <w:rFonts w:ascii="Arial" w:eastAsia="Arial" w:hAnsi="Arial" w:cs="Arial"/>
-      <w:kern w:val="0"/>
-      <w:sz w:val="22"/>
-      <w:szCs w:val="22"/>
-      <w:lang w:val="es" w:eastAsia="es-AR"/>
-      <w14:ligatures w14:val="none"/>
-    </w:rPr>
   </w:style>
   <w:style w:type="paragraph" w:styleId="Ttulo1">
     <w:name w:val="heading 1"/>
     <w:basedOn w:val="Normal"/>
     <w:next w:val="Normal"/>
-    <w:link w:val="Ttulo1Car"/>
-    <w:uiPriority w:val="9"/>
-    <w:qFormat/>
-    <w:rsid w:val="008B3E6F"/>
     <w:pPr>
       <w:keepNext/>
       <w:keepLines/>
-      <w:spacing w:before="360" w:after="80" w:line="278" w:lineRule="auto"/>
+      <w:spacing w:before="400" w:after="120"/>
       <w:outlineLvl w:val="0"/>
     </w:pPr>
     <w:rPr>
-      <w:rFonts w:asciiTheme="majorHAnsi" w:eastAsiaTheme="majorEastAsia" w:hAnsiTheme="majorHAnsi" w:cstheme="majorBidi"/>
-      <w:color w:val="0F4761" w:themeColor="accent1" w:themeShade="BF"/>
-      <w:kern w:val="2"/>
       <w:sz w:val="40"/>
       <w:szCs w:val="40"/>
-      <w:lang w:val="es-AR" w:eastAsia="en-US"/>
-      <w14:ligatures w14:val="standardContextual"/>
     </w:rPr>
   </w:style>
   <w:style w:type="paragraph" w:styleId="Ttulo2">
     <w:name w:val="heading 2"/>
     <w:basedOn w:val="Normal"/>
     <w:next w:val="Normal"/>
-    <w:link w:val="Ttulo2Car"/>
-    <w:uiPriority w:val="9"/>
-    <w:semiHidden/>
-    <w:unhideWhenUsed/>
-    <w:qFormat/>
-    <w:rsid w:val="008B3E6F"/>
     <w:pPr>
       <w:keepNext/>
       <w:keepLines/>
-      <w:spacing w:before="160" w:after="80" w:line="278" w:lineRule="auto"/>
+      <w:spacing w:before="360" w:after="120"/>
       <w:outlineLvl w:val="1"/>
     </w:pPr>
     <w:rPr>
-      <w:rFonts w:asciiTheme="majorHAnsi" w:eastAsiaTheme="majorEastAsia" w:hAnsiTheme="majorHAnsi" w:cstheme="majorBidi"/>
-      <w:color w:val="0F4761" w:themeColor="accent1" w:themeShade="BF"/>
-      <w:kern w:val="2"/>
       <w:sz w:val="32"/>
       <w:szCs w:val="32"/>
-      <w:lang w:val="es-AR" w:eastAsia="en-US"/>
-      <w14:ligatures w14:val="standardContextual"/>
     </w:rPr>
   </w:style>
   <w:style w:type="paragraph" w:styleId="Ttulo3">
     <w:name w:val="heading 3"/>
     <w:basedOn w:val="Normal"/>
     <w:next w:val="Normal"/>
-    <w:link w:val="Ttulo3Car"/>
-    <w:uiPriority w:val="9"/>
-    <w:semiHidden/>
-    <w:unhideWhenUsed/>
-    <w:qFormat/>
-    <w:rsid w:val="008B3E6F"/>
     <w:pPr>
       <w:keepNext/>
       <w:keepLines/>
-      <w:spacing w:before="160" w:after="80" w:line="278" w:lineRule="auto"/>
+      <w:spacing w:before="320" w:after="80"/>
       <w:outlineLvl w:val="2"/>
     </w:pPr>
     <w:rPr>
-      <w:rFonts w:asciiTheme="minorHAnsi" w:eastAsiaTheme="majorEastAsia" w:hAnsiTheme="minorHAnsi" w:cstheme="majorBidi"/>
-      <w:color w:val="0F4761" w:themeColor="accent1" w:themeShade="BF"/>
-      <w:kern w:val="2"/>
+      <w:color w:val="434343"/>
       <w:sz w:val="28"/>
       <w:szCs w:val="28"/>
-      <w:lang w:val="es-AR" w:eastAsia="en-US"/>
-      <w14:ligatures w14:val="standardContextual"/>
     </w:rPr>
   </w:style>
   <w:style w:type="paragraph" w:styleId="Ttulo4">
     <w:name w:val="heading 4"/>
     <w:basedOn w:val="Normal"/>
     <w:next w:val="Normal"/>
-    <w:link w:val="Ttulo4Car"/>
-    <w:uiPriority w:val="9"/>
-    <w:semiHidden/>
-    <w:unhideWhenUsed/>
-    <w:qFormat/>
-    <w:rsid w:val="008B3E6F"/>
     <w:pPr>
       <w:keepNext/>
       <w:keepLines/>
-      <w:spacing w:before="80" w:after="40" w:line="278" w:lineRule="auto"/>
+      <w:spacing w:before="280" w:after="80"/>
       <w:outlineLvl w:val="3"/>
     </w:pPr>
     <w:rPr>
-      <w:rFonts w:asciiTheme="minorHAnsi" w:eastAsiaTheme="majorEastAsia" w:hAnsiTheme="minorHAnsi" w:cstheme="majorBidi"/>
-      <w:i/>
-      <w:iCs/>
-      <w:color w:val="0F4761" w:themeColor="accent1" w:themeShade="BF"/>
-      <w:kern w:val="2"/>
+      <w:color w:val="666666"/>
       <w:sz w:val="24"/>
       <w:szCs w:val="24"/>
-      <w:lang w:val="es-AR" w:eastAsia="en-US"/>
-      <w14:ligatures w14:val="standardContextual"/>
     </w:rPr>
   </w:style>
   <w:style w:type="paragraph" w:styleId="Ttulo5">
     <w:name w:val="heading 5"/>
     <w:basedOn w:val="Normal"/>
     <w:next w:val="Normal"/>
-    <w:link w:val="Ttulo5Car"/>
-    <w:uiPriority w:val="9"/>
-    <w:semiHidden/>
-    <w:unhideWhenUsed/>
-    <w:qFormat/>
-    <w:rsid w:val="008B3E6F"/>
     <w:pPr>
       <w:keepNext/>
       <w:keepLines/>
-      <w:spacing w:before="80" w:after="40" w:line="278" w:lineRule="auto"/>
+      <w:spacing w:before="240" w:after="80"/>
       <w:outlineLvl w:val="4"/>
     </w:pPr>
     <w:rPr>
-      <w:rFonts w:asciiTheme="minorHAnsi" w:eastAsiaTheme="majorEastAsia" w:hAnsiTheme="minorHAnsi" w:cstheme="majorBidi"/>
-      <w:color w:val="0F4761" w:themeColor="accent1" w:themeShade="BF"/>
-      <w:kern w:val="2"/>
-      <w:sz w:val="24"/>
-      <w:szCs w:val="24"/>
-      <w:lang w:val="es-AR" w:eastAsia="en-US"/>
-      <w14:ligatures w14:val="standardContextual"/>
+      <w:color w:val="666666"/>
     </w:rPr>
   </w:style>
   <w:style w:type="paragraph" w:styleId="Ttulo6">
     <w:name w:val="heading 6"/>
     <w:basedOn w:val="Normal"/>
     <w:next w:val="Normal"/>
-    <w:link w:val="Ttulo6Car"/>
-    <w:uiPriority w:val="9"/>
-    <w:semiHidden/>
-    <w:unhideWhenUsed/>
-    <w:qFormat/>
-    <w:rsid w:val="008B3E6F"/>
     <w:pPr>
       <w:keepNext/>
       <w:keepLines/>
-      <w:spacing w:before="40" w:line="278" w:lineRule="auto"/>
+      <w:spacing w:before="240" w:after="80"/>
       <w:outlineLvl w:val="5"/>
     </w:pPr>
     <w:rPr>
-      <w:rFonts w:asciiTheme="minorHAnsi" w:eastAsiaTheme="majorEastAsia" w:hAnsiTheme="minorHAnsi" w:cstheme="majorBidi"/>
       <w:i/>
       <w:iCs/>
-      <w:color w:val="595959" w:themeColor="text1" w:themeTint="A6"/>
-      <w:kern w:val="2"/>
-      <w:sz w:val="24"/>
-      <w:szCs w:val="24"/>
-      <w:lang w:val="es-AR" w:eastAsia="en-US"/>
-      <w14:ligatures w14:val="standardContextual"/>
-    </w:rPr>
-  </w:style>
-  <w:style w:type="paragraph" w:styleId="Ttulo7">
-    <w:name w:val="heading 7"/>
-    <w:basedOn w:val="Normal"/>
-    <w:next w:val="Normal"/>
-    <w:link w:val="Ttulo7Car"/>
-    <w:uiPriority w:val="9"/>
-    <w:semiHidden/>
-    <w:unhideWhenUsed/>
-    <w:qFormat/>
-    <w:rsid w:val="008B3E6F"/>
-    <w:pPr>
-      <w:keepNext/>
-      <w:keepLines/>
-      <w:spacing w:before="40" w:line="278" w:lineRule="auto"/>
-      <w:outlineLvl w:val="6"/>
-    </w:pPr>
-    <w:rPr>
-      <w:rFonts w:asciiTheme="minorHAnsi" w:eastAsiaTheme="majorEastAsia" w:hAnsiTheme="minorHAnsi" w:cstheme="majorBidi"/>
-      <w:color w:val="595959" w:themeColor="text1" w:themeTint="A6"/>
-      <w:kern w:val="2"/>
-      <w:sz w:val="24"/>
-      <w:szCs w:val="24"/>
-      <w:lang w:val="es-AR" w:eastAsia="en-US"/>
-      <w14:ligatures w14:val="standardContextual"/>
-    </w:rPr>
-  </w:style>
-  <w:style w:type="paragraph" w:styleId="Ttulo8">
-    <w:name w:val="heading 8"/>
-    <w:basedOn w:val="Normal"/>
-    <w:next w:val="Normal"/>
-    <w:link w:val="Ttulo8Car"/>
-    <w:uiPriority w:val="9"/>
-    <w:semiHidden/>
-    <w:unhideWhenUsed/>
-    <w:qFormat/>
-    <w:rsid w:val="008B3E6F"/>
-    <w:pPr>
-      <w:keepNext/>
-      <w:keepLines/>
-      <w:spacing w:line="278" w:lineRule="auto"/>
-      <w:outlineLvl w:val="7"/>
-    </w:pPr>
-    <w:rPr>
-      <w:rFonts w:asciiTheme="minorHAnsi" w:eastAsiaTheme="majorEastAsia" w:hAnsiTheme="minorHAnsi" w:cstheme="majorBidi"/>
-      <w:i/>
-      <w:iCs/>
-      <w:color w:val="272727" w:themeColor="text1" w:themeTint="D8"/>
-      <w:kern w:val="2"/>
-      <w:sz w:val="24"/>
-      <w:szCs w:val="24"/>
-      <w:lang w:val="es-AR" w:eastAsia="en-US"/>
-      <w14:ligatures w14:val="standardContextual"/>
-    </w:rPr>
-  </w:style>
-  <w:style w:type="paragraph" w:styleId="Ttulo9">
-    <w:name w:val="heading 9"/>
-    <w:basedOn w:val="Normal"/>
-    <w:next w:val="Normal"/>
-    <w:link w:val="Ttulo9Car"/>
-    <w:uiPriority w:val="9"/>
-    <w:semiHidden/>
-    <w:unhideWhenUsed/>
-    <w:qFormat/>
-    <w:rsid w:val="008B3E6F"/>
-    <w:pPr>
-      <w:keepNext/>
-      <w:keepLines/>
-      <w:spacing w:line="278" w:lineRule="auto"/>
-      <w:outlineLvl w:val="8"/>
-    </w:pPr>
-    <w:rPr>
-      <w:rFonts w:asciiTheme="minorHAnsi" w:eastAsiaTheme="majorEastAsia" w:hAnsiTheme="minorHAnsi" w:cstheme="majorBidi"/>
-      <w:color w:val="272727" w:themeColor="text1" w:themeTint="D8"/>
-      <w:kern w:val="2"/>
-      <w:sz w:val="24"/>
-      <w:szCs w:val="24"/>
-      <w:lang w:val="es-AR" w:eastAsia="en-US"/>
-      <w14:ligatures w14:val="standardContextual"/>
+      <w:color w:val="666666"/>
     </w:rPr>
   </w:style>
   <w:style w:type="character" w:default="1" w:styleId="Fuentedeprrafopredeter">
@@ -2683,328 +2632,65 @@
     <w:semiHidden/>
     <w:unhideWhenUsed/>
   </w:style>
-  <w:style w:type="character" w:customStyle="1" w:styleId="Ttulo1Car">
-    <w:name w:val="Título 1 Car"/>
-    <w:basedOn w:val="Fuentedeprrafopredeter"/>
-    <w:link w:val="Ttulo1"/>
-    <w:uiPriority w:val="9"/>
-    <w:rsid w:val="008B3E6F"/>
-    <w:rPr>
-      <w:rFonts w:asciiTheme="majorHAnsi" w:eastAsiaTheme="majorEastAsia" w:hAnsiTheme="majorHAnsi" w:cstheme="majorBidi"/>
-      <w:color w:val="0F4761" w:themeColor="accent1" w:themeShade="BF"/>
-      <w:sz w:val="40"/>
-      <w:szCs w:val="40"/>
-    </w:rPr>
-  </w:style>
-  <w:style w:type="character" w:customStyle="1" w:styleId="Ttulo2Car">
-    <w:name w:val="Título 2 Car"/>
-    <w:basedOn w:val="Fuentedeprrafopredeter"/>
-    <w:link w:val="Ttulo2"/>
-    <w:uiPriority w:val="9"/>
-    <w:semiHidden/>
-    <w:rsid w:val="008B3E6F"/>
-    <w:rPr>
-      <w:rFonts w:asciiTheme="majorHAnsi" w:eastAsiaTheme="majorEastAsia" w:hAnsiTheme="majorHAnsi" w:cstheme="majorBidi"/>
-      <w:color w:val="0F4761" w:themeColor="accent1" w:themeShade="BF"/>
-      <w:sz w:val="32"/>
-      <w:szCs w:val="32"/>
-    </w:rPr>
-  </w:style>
-  <w:style w:type="character" w:customStyle="1" w:styleId="Ttulo3Car">
-    <w:name w:val="Título 3 Car"/>
-    <w:basedOn w:val="Fuentedeprrafopredeter"/>
-    <w:link w:val="Ttulo3"/>
-    <w:uiPriority w:val="9"/>
-    <w:semiHidden/>
-    <w:rsid w:val="008B3E6F"/>
-    <w:rPr>
-      <w:rFonts w:eastAsiaTheme="majorEastAsia" w:cstheme="majorBidi"/>
-      <w:color w:val="0F4761" w:themeColor="accent1" w:themeShade="BF"/>
-      <w:sz w:val="28"/>
-      <w:szCs w:val="28"/>
-    </w:rPr>
-  </w:style>
-  <w:style w:type="character" w:customStyle="1" w:styleId="Ttulo4Car">
-    <w:name w:val="Título 4 Car"/>
-    <w:basedOn w:val="Fuentedeprrafopredeter"/>
-    <w:link w:val="Ttulo4"/>
-    <w:uiPriority w:val="9"/>
-    <w:semiHidden/>
-    <w:rsid w:val="008B3E6F"/>
-    <w:rPr>
-      <w:rFonts w:eastAsiaTheme="majorEastAsia" w:cstheme="majorBidi"/>
-      <w:i/>
-      <w:iCs/>
-      <w:color w:val="0F4761" w:themeColor="accent1" w:themeShade="BF"/>
-    </w:rPr>
-  </w:style>
-  <w:style w:type="character" w:customStyle="1" w:styleId="Ttulo5Car">
-    <w:name w:val="Título 5 Car"/>
-    <w:basedOn w:val="Fuentedeprrafopredeter"/>
-    <w:link w:val="Ttulo5"/>
-    <w:uiPriority w:val="9"/>
-    <w:semiHidden/>
-    <w:rsid w:val="008B3E6F"/>
-    <w:rPr>
-      <w:rFonts w:eastAsiaTheme="majorEastAsia" w:cstheme="majorBidi"/>
-      <w:color w:val="0F4761" w:themeColor="accent1" w:themeShade="BF"/>
-    </w:rPr>
-  </w:style>
-  <w:style w:type="character" w:customStyle="1" w:styleId="Ttulo6Car">
-    <w:name w:val="Título 6 Car"/>
-    <w:basedOn w:val="Fuentedeprrafopredeter"/>
-    <w:link w:val="Ttulo6"/>
-    <w:uiPriority w:val="9"/>
-    <w:semiHidden/>
-    <w:rsid w:val="008B3E6F"/>
-    <w:rPr>
-      <w:rFonts w:eastAsiaTheme="majorEastAsia" w:cstheme="majorBidi"/>
-      <w:i/>
-      <w:iCs/>
-      <w:color w:val="595959" w:themeColor="text1" w:themeTint="A6"/>
-    </w:rPr>
-  </w:style>
-  <w:style w:type="character" w:customStyle="1" w:styleId="Ttulo7Car">
-    <w:name w:val="Título 7 Car"/>
-    <w:basedOn w:val="Fuentedeprrafopredeter"/>
-    <w:link w:val="Ttulo7"/>
-    <w:uiPriority w:val="9"/>
-    <w:semiHidden/>
-    <w:rsid w:val="008B3E6F"/>
-    <w:rPr>
-      <w:rFonts w:eastAsiaTheme="majorEastAsia" w:cstheme="majorBidi"/>
-      <w:color w:val="595959" w:themeColor="text1" w:themeTint="A6"/>
-    </w:rPr>
-  </w:style>
-  <w:style w:type="character" w:customStyle="1" w:styleId="Ttulo8Car">
-    <w:name w:val="Título 8 Car"/>
-    <w:basedOn w:val="Fuentedeprrafopredeter"/>
-    <w:link w:val="Ttulo8"/>
-    <w:uiPriority w:val="9"/>
-    <w:semiHidden/>
-    <w:rsid w:val="008B3E6F"/>
-    <w:rPr>
-      <w:rFonts w:eastAsiaTheme="majorEastAsia" w:cstheme="majorBidi"/>
-      <w:i/>
-      <w:iCs/>
-      <w:color w:val="272727" w:themeColor="text1" w:themeTint="D8"/>
-    </w:rPr>
-  </w:style>
-  <w:style w:type="character" w:customStyle="1" w:styleId="Ttulo9Car">
-    <w:name w:val="Título 9 Car"/>
-    <w:basedOn w:val="Fuentedeprrafopredeter"/>
-    <w:link w:val="Ttulo9"/>
-    <w:uiPriority w:val="9"/>
-    <w:semiHidden/>
-    <w:rsid w:val="008B3E6F"/>
-    <w:rPr>
-      <w:rFonts w:eastAsiaTheme="majorEastAsia" w:cstheme="majorBidi"/>
-      <w:color w:val="272727" w:themeColor="text1" w:themeTint="D8"/>
-    </w:rPr>
+  <w:style w:type="table" w:customStyle="1" w:styleId="TableNormal">
+    <w:name w:val="TableNormal"/>
+    <w:tblPr>
+      <w:tblCellMar>
+        <w:top w:w="100" w:type="dxa"/>
+        <w:left w:w="100" w:type="dxa"/>
+        <w:bottom w:w="100" w:type="dxa"/>
+        <w:right w:w="100" w:type="dxa"/>
+      </w:tblCellMar>
+    </w:tblPr>
   </w:style>
   <w:style w:type="paragraph" w:styleId="Ttulo">
     <w:name w:val="Title"/>
     <w:basedOn w:val="Normal"/>
     <w:next w:val="Normal"/>
-    <w:link w:val="TtuloCar"/>
-    <w:uiPriority w:val="10"/>
-    <w:qFormat/>
-    <w:rsid w:val="008B3E6F"/>
     <w:pPr>
-      <w:spacing w:after="80" w:line="240" w:lineRule="auto"/>
-      <w:contextualSpacing/>
+      <w:keepNext/>
+      <w:keepLines/>
+      <w:spacing w:after="60"/>
     </w:pPr>
     <w:rPr>
-      <w:rFonts w:asciiTheme="majorHAnsi" w:eastAsiaTheme="majorEastAsia" w:hAnsiTheme="majorHAnsi" w:cstheme="majorBidi"/>
-      <w:spacing w:val="-10"/>
-      <w:kern w:val="28"/>
-      <w:sz w:val="56"/>
-      <w:szCs w:val="56"/>
-      <w:lang w:val="es-AR" w:eastAsia="en-US"/>
-      <w14:ligatures w14:val="standardContextual"/>
-    </w:rPr>
-  </w:style>
-  <w:style w:type="character" w:customStyle="1" w:styleId="TtuloCar">
-    <w:name w:val="Título Car"/>
-    <w:basedOn w:val="Fuentedeprrafopredeter"/>
-    <w:link w:val="Ttulo"/>
-    <w:uiPriority w:val="10"/>
-    <w:rsid w:val="008B3E6F"/>
-    <w:rPr>
-      <w:rFonts w:asciiTheme="majorHAnsi" w:eastAsiaTheme="majorEastAsia" w:hAnsiTheme="majorHAnsi" w:cstheme="majorBidi"/>
-      <w:spacing w:val="-10"/>
-      <w:kern w:val="28"/>
-      <w:sz w:val="56"/>
-      <w:szCs w:val="56"/>
+      <w:sz w:val="52"/>
+      <w:szCs w:val="52"/>
     </w:rPr>
   </w:style>
   <w:style w:type="paragraph" w:styleId="Subttulo">
     <w:name w:val="Subtitle"/>
     <w:basedOn w:val="Normal"/>
     <w:next w:val="Normal"/>
-    <w:link w:val="SubttuloCar"/>
-    <w:uiPriority w:val="11"/>
-    <w:qFormat/>
-    <w:rsid w:val="008B3E6F"/>
     <w:pPr>
-      <w:numPr>
-        <w:ilvl w:val="1"/>
-      </w:numPr>
-      <w:spacing w:after="160" w:line="278" w:lineRule="auto"/>
+      <w:keepNext/>
+      <w:keepLines/>
+      <w:spacing w:after="320"/>
     </w:pPr>
     <w:rPr>
-      <w:rFonts w:asciiTheme="minorHAnsi" w:eastAsiaTheme="majorEastAsia" w:hAnsiTheme="minorHAnsi" w:cstheme="majorBidi"/>
-      <w:color w:val="595959" w:themeColor="text1" w:themeTint="A6"/>
-      <w:spacing w:val="15"/>
-      <w:kern w:val="2"/>
-      <w:sz w:val="28"/>
-      <w:szCs w:val="28"/>
-      <w:lang w:val="es-AR" w:eastAsia="en-US"/>
-      <w14:ligatures w14:val="standardContextual"/>
+      <w:color w:val="666666"/>
+      <w:sz w:val="30"/>
+      <w:szCs w:val="30"/>
     </w:rPr>
   </w:style>
-  <w:style w:type="character" w:customStyle="1" w:styleId="SubttuloCar">
-    <w:name w:val="Subtítulo Car"/>
-    <w:basedOn w:val="Fuentedeprrafopredeter"/>
-    <w:link w:val="Subttulo"/>
-    <w:uiPriority w:val="11"/>
-    <w:rsid w:val="008B3E6F"/>
-    <w:rPr>
-      <w:rFonts w:eastAsiaTheme="majorEastAsia" w:cstheme="majorBidi"/>
-      <w:color w:val="595959" w:themeColor="text1" w:themeTint="A6"/>
-      <w:spacing w:val="15"/>
-      <w:sz w:val="28"/>
-      <w:szCs w:val="28"/>
-    </w:rPr>
+  <w:style w:type="table" w:customStyle="1" w:styleId="a">
+    <w:basedOn w:val="TableNormal"/>
+    <w:tblPr>
+      <w:tblStyleRowBandSize w:val="1"/>
+      <w:tblStyleColBandSize w:val="1"/>
+    </w:tblPr>
   </w:style>
-  <w:style w:type="paragraph" w:styleId="Cita">
-    <w:name w:val="Quote"/>
-    <w:basedOn w:val="Normal"/>
-    <w:next w:val="Normal"/>
-    <w:link w:val="CitaCar"/>
-    <w:uiPriority w:val="29"/>
-    <w:qFormat/>
-    <w:rsid w:val="008B3E6F"/>
-    <w:pPr>
-      <w:spacing w:before="160" w:after="160" w:line="278" w:lineRule="auto"/>
-      <w:jc w:val="center"/>
-    </w:pPr>
-    <w:rPr>
-      <w:rFonts w:asciiTheme="minorHAnsi" w:eastAsiaTheme="minorHAnsi" w:hAnsiTheme="minorHAnsi" w:cstheme="minorBidi"/>
-      <w:i/>
-      <w:iCs/>
-      <w:color w:val="404040" w:themeColor="text1" w:themeTint="BF"/>
-      <w:kern w:val="2"/>
-      <w:sz w:val="24"/>
-      <w:szCs w:val="24"/>
-      <w:lang w:val="es-AR" w:eastAsia="en-US"/>
-      <w14:ligatures w14:val="standardContextual"/>
-    </w:rPr>
-  </w:style>
-  <w:style w:type="character" w:customStyle="1" w:styleId="CitaCar">
-    <w:name w:val="Cita Car"/>
-    <w:basedOn w:val="Fuentedeprrafopredeter"/>
-    <w:link w:val="Cita"/>
-    <w:uiPriority w:val="29"/>
-    <w:rsid w:val="008B3E6F"/>
-    <w:rPr>
-      <w:i/>
-      <w:iCs/>
-      <w:color w:val="404040" w:themeColor="text1" w:themeTint="BF"/>
-    </w:rPr>
-  </w:style>
-  <w:style w:type="paragraph" w:styleId="Prrafodelista">
-    <w:name w:val="List Paragraph"/>
-    <w:basedOn w:val="Normal"/>
-    <w:uiPriority w:val="34"/>
-    <w:qFormat/>
-    <w:rsid w:val="008B3E6F"/>
-    <w:pPr>
-      <w:spacing w:after="160" w:line="278" w:lineRule="auto"/>
-      <w:ind w:left="720"/>
-      <w:contextualSpacing/>
-    </w:pPr>
-    <w:rPr>
-      <w:rFonts w:asciiTheme="minorHAnsi" w:eastAsiaTheme="minorHAnsi" w:hAnsiTheme="minorHAnsi" w:cstheme="minorBidi"/>
-      <w:kern w:val="2"/>
-      <w:sz w:val="24"/>
-      <w:szCs w:val="24"/>
-      <w:lang w:val="es-AR" w:eastAsia="en-US"/>
-      <w14:ligatures w14:val="standardContextual"/>
-    </w:rPr>
-  </w:style>
-  <w:style w:type="character" w:styleId="nfasisintenso">
-    <w:name w:val="Intense Emphasis"/>
-    <w:basedOn w:val="Fuentedeprrafopredeter"/>
-    <w:uiPriority w:val="21"/>
-    <w:qFormat/>
-    <w:rsid w:val="008B3E6F"/>
-    <w:rPr>
-      <w:i/>
-      <w:iCs/>
-      <w:color w:val="0F4761" w:themeColor="accent1" w:themeShade="BF"/>
-    </w:rPr>
-  </w:style>
-  <w:style w:type="paragraph" w:styleId="Citadestacada">
-    <w:name w:val="Intense Quote"/>
-    <w:basedOn w:val="Normal"/>
-    <w:next w:val="Normal"/>
-    <w:link w:val="CitadestacadaCar"/>
-    <w:uiPriority w:val="30"/>
-    <w:qFormat/>
-    <w:rsid w:val="008B3E6F"/>
-    <w:pPr>
-      <w:pBdr>
-        <w:top w:val="single" w:sz="4" w:space="10" w:color="0F4761" w:themeColor="accent1" w:themeShade="BF"/>
-        <w:bottom w:val="single" w:sz="4" w:space="10" w:color="0F4761" w:themeColor="accent1" w:themeShade="BF"/>
-      </w:pBdr>
-      <w:spacing w:before="360" w:after="360" w:line="278" w:lineRule="auto"/>
-      <w:ind w:left="864" w:right="864"/>
-      <w:jc w:val="center"/>
-    </w:pPr>
-    <w:rPr>
-      <w:rFonts w:asciiTheme="minorHAnsi" w:eastAsiaTheme="minorHAnsi" w:hAnsiTheme="minorHAnsi" w:cstheme="minorBidi"/>
-      <w:i/>
-      <w:iCs/>
-      <w:color w:val="0F4761" w:themeColor="accent1" w:themeShade="BF"/>
-      <w:kern w:val="2"/>
-      <w:sz w:val="24"/>
-      <w:szCs w:val="24"/>
-      <w:lang w:val="es-AR" w:eastAsia="en-US"/>
-      <w14:ligatures w14:val="standardContextual"/>
-    </w:rPr>
-  </w:style>
-  <w:style w:type="character" w:customStyle="1" w:styleId="CitadestacadaCar">
-    <w:name w:val="Cita destacada Car"/>
-    <w:basedOn w:val="Fuentedeprrafopredeter"/>
-    <w:link w:val="Citadestacada"/>
-    <w:uiPriority w:val="30"/>
-    <w:rsid w:val="008B3E6F"/>
-    <w:rPr>
-      <w:i/>
-      <w:iCs/>
-      <w:color w:val="0F4761" w:themeColor="accent1" w:themeShade="BF"/>
-    </w:rPr>
-  </w:style>
-  <w:style w:type="character" w:styleId="Referenciaintensa">
-    <w:name w:val="Intense Reference"/>
-    <w:basedOn w:val="Fuentedeprrafopredeter"/>
-    <w:uiPriority w:val="32"/>
-    <w:qFormat/>
-    <w:rsid w:val="008B3E6F"/>
-    <w:rPr>
-      <w:b/>
-      <w:bCs/>
-      <w:smallCaps/>
-      <w:color w:val="0F4761" w:themeColor="accent1" w:themeShade="BF"/>
-      <w:spacing w:val="5"/>
-    </w:rPr>
+  <w:style w:type="table" w:customStyle="1" w:styleId="a0">
+    <w:basedOn w:val="TableNormal"/>
+    <w:tblPr>
+      <w:tblStyleRowBandSize w:val="1"/>
+      <w:tblStyleColBandSize w:val="1"/>
+    </w:tblPr>
   </w:style>
 </w:styles>
 </file>
 
 <file path=word/theme/theme1.xml><?xml version="1.0" encoding="utf-8"?>
-<a:theme xmlns:a="http://schemas.openxmlformats.org/drawingml/2006/main" name="Tema de Office">
+<a:theme xmlns:a="http://schemas.openxmlformats.org/drawingml/2006/main" name="Office Theme">
   <a:themeElements>
     <a:clrScheme name="Office">
       <a:dk1>
@@ -3014,44 +2700,44 @@
         <a:sysClr val="window" lastClr="FFFFFF"/>
       </a:lt1>
       <a:dk2>
-        <a:srgbClr val="0E2841"/>
+        <a:srgbClr val="1F497D"/>
       </a:dk2>
       <a:lt2>
-        <a:srgbClr val="E8E8E8"/>
+        <a:srgbClr val="EEECE1"/>
       </a:lt2>
       <a:accent1>
-        <a:srgbClr val="156082"/>
+        <a:srgbClr val="4F81BD"/>
       </a:accent1>
       <a:accent2>
-        <a:srgbClr val="E97132"/>
+        <a:srgbClr val="C0504D"/>
       </a:accent2>
       <a:accent3>
-        <a:srgbClr val="196B24"/>
+        <a:srgbClr val="9BBB59"/>
       </a:accent3>
       <a:accent4>
-        <a:srgbClr val="0F9ED5"/>
+        <a:srgbClr val="8064A2"/>
       </a:accent4>
       <a:accent5>
-        <a:srgbClr val="A02B93"/>
+        <a:srgbClr val="4BACC6"/>
       </a:accent5>
       <a:accent6>
-        <a:srgbClr val="4EA72E"/>
+        <a:srgbClr val="F79646"/>
       </a:accent6>
       <a:hlink>
-        <a:srgbClr val="467886"/>
+        <a:srgbClr val="0000FF"/>
       </a:hlink>
       <a:folHlink>
-        <a:srgbClr val="96607D"/>
+        <a:srgbClr val="800080"/>
       </a:folHlink>
     </a:clrScheme>
     <a:fontScheme name="Office">
       <a:majorFont>
-        <a:latin typeface="Aptos Display" panose="02110004020202020204"/>
+        <a:latin typeface="Calibri"/>
         <a:ea typeface=""/>
         <a:cs typeface=""/>
-        <a:font script="Jpan" typeface="游ゴシック Light"/>
+        <a:font script="Jpan" typeface="ＭＳ ゴシック"/>
         <a:font script="Hang" typeface="맑은 고딕"/>
-        <a:font script="Hans" typeface="等线 Light"/>
+        <a:font script="Hans" typeface="宋体"/>
         <a:font script="Hant" typeface="新細明體"/>
         <a:font script="Arab" typeface="Times New Roman"/>
         <a:font script="Hebr" typeface="Times New Roman"/>
@@ -3079,31 +2765,14 @@
         <a:font script="Viet" typeface="Times New Roman"/>
         <a:font script="Uigh" typeface="Microsoft Uighur"/>
         <a:font script="Geor" typeface="Sylfaen"/>
-        <a:font script="Armn" typeface="Arial"/>
-        <a:font script="Bugi" typeface="Leelawadee UI"/>
-        <a:font script="Bopo" typeface="Microsoft JhengHei"/>
-        <a:font script="Java" typeface="Javanese Text"/>
-        <a:font script="Lisu" typeface="Segoe UI"/>
-        <a:font script="Mymr" typeface="Myanmar Text"/>
-        <a:font script="Nkoo" typeface="Ebrima"/>
-        <a:font script="Olck" typeface="Nirmala UI"/>
-        <a:font script="Osma" typeface="Ebrima"/>
-        <a:font script="Phag" typeface="Phagspa"/>
-        <a:font script="Syrn" typeface="Estrangelo Edessa"/>
-        <a:font script="Syrj" typeface="Estrangelo Edessa"/>
-        <a:font script="Syre" typeface="Estrangelo Edessa"/>
-        <a:font script="Sora" typeface="Nirmala UI"/>
-        <a:font script="Tale" typeface="Microsoft Tai Le"/>
-        <a:font script="Talu" typeface="Microsoft New Tai Lue"/>
-        <a:font script="Tfng" typeface="Ebrima"/>
       </a:majorFont>
       <a:minorFont>
-        <a:latin typeface="Aptos" panose="02110004020202020204"/>
+        <a:latin typeface="Cambria"/>
         <a:ea typeface=""/>
         <a:cs typeface=""/>
-        <a:font script="Jpan" typeface="游明朝"/>
+        <a:font script="Jpan" typeface="ＭＳ 明朝"/>
         <a:font script="Hang" typeface="맑은 고딕"/>
-        <a:font script="Hans" typeface="等线"/>
+        <a:font script="Hans" typeface="宋体"/>
         <a:font script="Hant" typeface="新細明體"/>
         <a:font script="Arab" typeface="Arial"/>
         <a:font script="Hebr" typeface="Arial"/>
@@ -3131,23 +2800,6 @@
         <a:font script="Viet" typeface="Arial"/>
         <a:font script="Uigh" typeface="Microsoft Uighur"/>
         <a:font script="Geor" typeface="Sylfaen"/>
-        <a:font script="Armn" typeface="Arial"/>
-        <a:font script="Bugi" typeface="Leelawadee UI"/>
-        <a:font script="Bopo" typeface="Microsoft JhengHei"/>
-        <a:font script="Java" typeface="Javanese Text"/>
-        <a:font script="Lisu" typeface="Segoe UI"/>
-        <a:font script="Mymr" typeface="Myanmar Text"/>
-        <a:font script="Nkoo" typeface="Ebrima"/>
-        <a:font script="Olck" typeface="Nirmala UI"/>
-        <a:font script="Osma" typeface="Ebrima"/>
-        <a:font script="Phag" typeface="Phagspa"/>
-        <a:font script="Syrn" typeface="Estrangelo Edessa"/>
-        <a:font script="Syrj" typeface="Estrangelo Edessa"/>
-        <a:font script="Syre" typeface="Estrangelo Edessa"/>
-        <a:font script="Sora" typeface="Nirmala UI"/>
-        <a:font script="Tale" typeface="Microsoft Tai Le"/>
-        <a:font script="Talu" typeface="Microsoft New Tai Lue"/>
-        <a:font script="Tfng" typeface="Ebrima"/>
       </a:minorFont>
     </a:fontScheme>
     <a:fmtScheme name="Office">
@@ -3159,141 +2811,215 @@
           <a:gsLst>
             <a:gs pos="0">
               <a:schemeClr val="phClr">
-                <a:lumMod val="110000"/>
-                <a:satMod val="105000"/>
-                <a:tint val="67000"/>
+                <a:tint val="50000"/>
+                <a:satMod val="300000"/>
               </a:schemeClr>
             </a:gs>
-            <a:gs pos="50000">
+            <a:gs pos="35000">
               <a:schemeClr val="phClr">
-                <a:lumMod val="105000"/>
-                <a:satMod val="103000"/>
-                <a:tint val="73000"/>
+                <a:tint val="37000"/>
+                <a:satMod val="300000"/>
               </a:schemeClr>
             </a:gs>
             <a:gs pos="100000">
               <a:schemeClr val="phClr">
-                <a:lumMod val="105000"/>
-                <a:satMod val="109000"/>
-                <a:tint val="81000"/>
+                <a:tint val="15000"/>
+                <a:satMod val="350000"/>
               </a:schemeClr>
             </a:gs>
           </a:gsLst>
-          <a:lin ang="5400000" scaled="0"/>
+          <a:lin ang="16200000" scaled="1"/>
         </a:gradFill>
         <a:gradFill rotWithShape="1">
           <a:gsLst>
             <a:gs pos="0">
               <a:schemeClr val="phClr">
-                <a:satMod val="103000"/>
-                <a:lumMod val="102000"/>
-                <a:tint val="94000"/>
-              </a:schemeClr>
-            </a:gs>
-            <a:gs pos="50000">
-              <a:schemeClr val="phClr">
-                <a:satMod val="110000"/>
-                <a:lumMod val="100000"/>
+                <a:tint val="100000"/>
                 <a:shade val="100000"/>
+                <a:satMod val="130000"/>
               </a:schemeClr>
             </a:gs>
             <a:gs pos="100000">
               <a:schemeClr val="phClr">
-                <a:lumMod val="99000"/>
-                <a:satMod val="120000"/>
-                <a:shade val="78000"/>
+                <a:tint val="50000"/>
+                <a:shade val="100000"/>
+                <a:satMod val="350000"/>
               </a:schemeClr>
             </a:gs>
           </a:gsLst>
-          <a:lin ang="5400000" scaled="0"/>
+          <a:lin ang="16200000" scaled="0"/>
         </a:gradFill>
       </a:fillStyleLst>
       <a:lnStyleLst>
-        <a:ln w="6350" cap="flat" cmpd="sng" algn="ctr">
+        <a:ln w="9525" cap="flat" cmpd="sng" algn="ctr">
+          <a:solidFill>
+            <a:schemeClr val="phClr">
+              <a:shade val="95000"/>
+              <a:satMod val="105000"/>
+            </a:schemeClr>
+          </a:solidFill>
+          <a:prstDash val="solid"/>
+        </a:ln>
+        <a:ln w="25400" cap="flat" cmpd="sng" algn="ctr">
           <a:solidFill>
             <a:schemeClr val="phClr"/>
           </a:solidFill>
           <a:prstDash val="solid"/>
-          <a:miter lim="800000"/>
         </a:ln>
-        <a:ln w="12700" cap="flat" cmpd="sng" algn="ctr">
+        <a:ln w="38100" cap="flat" cmpd="sng" algn="ctr">
           <a:solidFill>
             <a:schemeClr val="phClr"/>
           </a:solidFill>
           <a:prstDash val="solid"/>
-          <a:miter lim="800000"/>
-        </a:ln>
-        <a:ln w="19050" cap="flat" cmpd="sng" algn="ctr">
-          <a:solidFill>
-            <a:schemeClr val="phClr"/>
-          </a:solidFill>
-          <a:prstDash val="solid"/>
-          <a:miter lim="800000"/>
         </a:ln>
       </a:lnStyleLst>
       <a:effectStyleLst>
         <a:effectStyle>
-          <a:effectLst/>
-        </a:effectStyle>
-        <a:effectStyle>
-          <a:effectLst/>
+          <a:effectLst>
+            <a:outerShdw blurRad="40000" dist="20000" dir="5400000" rotWithShape="0">
+              <a:srgbClr val="000000">
+                <a:alpha val="38000"/>
+              </a:srgbClr>
+            </a:outerShdw>
+          </a:effectLst>
         </a:effectStyle>
         <a:effectStyle>
           <a:effectLst>
-            <a:outerShdw blurRad="57150" dist="19050" dir="5400000" algn="ctr" rotWithShape="0">
+            <a:outerShdw blurRad="40000" dist="23000" dir="5400000" rotWithShape="0">
               <a:srgbClr val="000000">
-                <a:alpha val="63000"/>
+                <a:alpha val="35000"/>
               </a:srgbClr>
             </a:outerShdw>
           </a:effectLst>
+        </a:effectStyle>
+        <a:effectStyle>
+          <a:effectLst>
+            <a:outerShdw blurRad="40000" dist="23000" dir="5400000" rotWithShape="0">
+              <a:srgbClr val="000000">
+                <a:alpha val="35000"/>
+              </a:srgbClr>
+            </a:outerShdw>
+          </a:effectLst>
+          <a:scene3d>
+            <a:camera prst="orthographicFront">
+              <a:rot lat="0" lon="0" rev="0"/>
+            </a:camera>
+            <a:lightRig rig="threePt" dir="t">
+              <a:rot lat="0" lon="0" rev="1200000"/>
+            </a:lightRig>
+          </a:scene3d>
+          <a:sp3d>
+            <a:bevelT w="63500" h="25400"/>
+          </a:sp3d>
         </a:effectStyle>
       </a:effectStyleLst>
       <a:bgFillStyleLst>
         <a:solidFill>
           <a:schemeClr val="phClr"/>
         </a:solidFill>
-        <a:solidFill>
-          <a:schemeClr val="phClr">
-            <a:tint val="95000"/>
-            <a:satMod val="170000"/>
-          </a:schemeClr>
-        </a:solidFill>
         <a:gradFill rotWithShape="1">
           <a:gsLst>
             <a:gs pos="0">
               <a:schemeClr val="phClr">
-                <a:tint val="93000"/>
-                <a:satMod val="150000"/>
-                <a:shade val="98000"/>
-                <a:lumMod val="102000"/>
+                <a:tint val="40000"/>
+                <a:satMod val="350000"/>
               </a:schemeClr>
             </a:gs>
-            <a:gs pos="50000">
+            <a:gs pos="40000">
               <a:schemeClr val="phClr">
-                <a:tint val="98000"/>
-                <a:satMod val="130000"/>
-                <a:shade val="90000"/>
-                <a:lumMod val="103000"/>
+                <a:tint val="45000"/>
+                <a:shade val="99000"/>
+                <a:satMod val="350000"/>
               </a:schemeClr>
             </a:gs>
             <a:gs pos="100000">
               <a:schemeClr val="phClr">
-                <a:shade val="63000"/>
-                <a:satMod val="120000"/>
+                <a:shade val="20000"/>
+                <a:satMod val="255000"/>
               </a:schemeClr>
             </a:gs>
           </a:gsLst>
-          <a:lin ang="5400000" scaled="0"/>
+          <a:path path="circle">
+            <a:fillToRect l="50000" t="-80000" r="50000" b="180000"/>
+          </a:path>
+        </a:gradFill>
+        <a:gradFill rotWithShape="1">
+          <a:gsLst>
+            <a:gs pos="0">
+              <a:schemeClr val="phClr">
+                <a:tint val="80000"/>
+                <a:satMod val="300000"/>
+              </a:schemeClr>
+            </a:gs>
+            <a:gs pos="100000">
+              <a:schemeClr val="phClr">
+                <a:shade val="30000"/>
+                <a:satMod val="200000"/>
+              </a:schemeClr>
+            </a:gs>
+          </a:gsLst>
+          <a:path path="circle">
+            <a:fillToRect l="50000" t="50000" r="50000" b="50000"/>
+          </a:path>
         </a:gradFill>
       </a:bgFillStyleLst>
     </a:fmtScheme>
   </a:themeElements>
-  <a:objectDefaults/>
+  <a:objectDefaults>
+    <a:spDef>
+      <a:spPr/>
+      <a:bodyPr/>
+      <a:lstStyle/>
+      <a:style>
+        <a:lnRef idx="1">
+          <a:schemeClr val="accent1"/>
+        </a:lnRef>
+        <a:fillRef idx="3">
+          <a:schemeClr val="accent1"/>
+        </a:fillRef>
+        <a:effectRef idx="2">
+          <a:schemeClr val="accent1"/>
+        </a:effectRef>
+        <a:fontRef idx="minor">
+          <a:schemeClr val="lt1"/>
+        </a:fontRef>
+      </a:style>
+    </a:spDef>
+    <a:lnDef>
+      <a:spPr/>
+      <a:bodyPr/>
+      <a:lstStyle/>
+      <a:style>
+        <a:lnRef idx="2">
+          <a:schemeClr val="accent1"/>
+        </a:lnRef>
+        <a:fillRef idx="0">
+          <a:schemeClr val="accent1"/>
+        </a:fillRef>
+        <a:effectRef idx="1">
+          <a:schemeClr val="accent1"/>
+        </a:effectRef>
+        <a:fontRef idx="minor">
+          <a:schemeClr val="tx1"/>
+        </a:fontRef>
+      </a:style>
+    </a:lnDef>
+  </a:objectDefaults>
   <a:extraClrSchemeLst/>
-  <a:extLst>
-    <a:ext uri="{05A4C25C-085E-4340-85A3-A5531E510DB2}">
-      <thm15:themeFamily xmlns:thm15="http://schemas.microsoft.com/office/thememl/2012/main" name="Office Theme" id="{2E142A2C-CD16-42D6-873A-C26D2A0506FA}" vid="{1BDDFF52-6CD6-40A5-AB3C-68EB2F1E4D0A}"/>
-    </a:ext>
-  </a:extLst>
 </a:theme>
+</file>
+
+<file path=customXml/item1.xml><?xml version="1.0" encoding="utf-8"?>
+<go:gDocsCustomXmlDataStorage xmlns:go="http://customooxmlschemas.google.com/" xmlns:r="http://schemas.openxmlformats.org/officeDocument/2006/relationships" uri="GoogleDocsCustomDataVersion2">
+  <go:docsCustomData xmlns:go="http://customooxmlschemas.google.com/" roundtripDataSignature="AMtx7miDGwUXIVBXhEI+eLvmt4Nmo4fmAw==">CgMxLjAaHgoBMBIZChcICVITChF0YWJsZS5scGRuN3dhbGQyNRofCgExEhoKGAgJUhQKEnRhYmxlLnYyZWp1dzJyczlidjgAciExaFQyeExWMkRWS0c4X2lEU2stb0ZHNnNHMXIwRC1pdjc=</go:docsCustomData>
+</go:gDocsCustomXmlDataStorage>
+</file>
+
+<file path=customXml/itemProps1.xml><?xml version="1.0" encoding="utf-8"?>
+<ds:datastoreItem xmlns:ds="http://schemas.openxmlformats.org/officeDocument/2006/customXml" ds:itemID="{11111111-1234-1234-1234-123412341234}">
+  <ds:schemaRefs>
+    <ds:schemaRef ds:uri="http://customooxmlschemas.google.com/"/>
+    <ds:schemaRef ds:uri="http://schemas.openxmlformats.org/officeDocument/2006/relationships"/>
+  </ds:schemaRefs>
+</ds:datastoreItem>
 </file>